--- a/flow/20230914_vu_template/drafts/2024-02-u/09-ПТ-Віддання Стрітення.docx
+++ b/flow/20230914_vu_template/drafts/2024-02-u/09-ПТ-Віддання Стрітення.docx
@@ -3,74 +3,32 @@
 <w:document xmlns:mc="http://schemas.openxmlformats.org/markup-compatibility/2006" xmlns:o="urn:schemas-microsoft-com:office:office" xmlns:r="http://schemas.openxmlformats.org/officeDocument/2006/relationships" xmlns:m="http://schemas.openxmlformats.org/officeDocument/2006/math" xmlns:v="urn:schemas-microsoft-com:vml" xmlns:wp="http://schemas.openxmlformats.org/drawingml/2006/wordprocessingDrawing" xmlns:w10="urn:schemas-microsoft-com:office:word" xmlns:w="http://schemas.openxmlformats.org/wordprocessingml/2006/main" xmlns:wne="http://schemas.microsoft.com/office/word/2006/wordml" xmlns:sl="http://schemas.openxmlformats.org/schemaLibrary/2006/main" xmlns:a="http://schemas.openxmlformats.org/drawingml/2006/main" xmlns:pic="http://schemas.openxmlformats.org/drawingml/2006/picture" xmlns:c="http://schemas.openxmlformats.org/drawingml/2006/chart" xmlns:lc="http://schemas.openxmlformats.org/drawingml/2006/lockedCanvas" xmlns:dgm="http://schemas.openxmlformats.org/drawingml/2006/diagram" xmlns:wps="http://schemas.microsoft.com/office/word/2010/wordprocessingShape" xmlns:wpg="http://schemas.microsoft.com/office/word/2010/wordprocessingGroup" xmlns:w14="http://schemas.microsoft.com/office/word/2010/wordml" xmlns:w15="http://schemas.microsoft.com/office/word/2012/wordml">
   <w:body>
     <w:p>
-      <w:pPr>
-        <w:pBdr>
-          <w:top w:space="0" w:sz="0" w:val="nil"/>
-          <w:left w:space="0" w:sz="0" w:val="nil"/>
-          <w:bottom w:space="0" w:sz="0" w:val="nil"/>
-          <w:right w:space="0" w:sz="0" w:val="nil"/>
-          <w:between w:space="0" w:sz="0" w:val="nil"/>
-        </w:pBdr>
-        <w:spacing w:after="120" w:lineRule="auto"/>
-        <w:rPr>
-          <w:rFonts w:ascii="Times New Roman" w:cs="Times New Roman" w:eastAsia="Times New Roman" w:hAnsi="Times New Roman"/>
-          <w:color w:val="000000"/>
-          <w:sz w:val="24"/>
-          <w:szCs w:val="24"/>
-        </w:rPr>
-      </w:pPr>
-      <w:r>
-        <w:rPr>
-          <w:rFonts w:ascii="Times New Roman" w:cs="Times New Roman" w:eastAsia="Times New Roman" w:hAnsi="Times New Roman"/>
-          <w:color w:val="000000"/>
-          <w:sz w:val="24"/>
-          <w:szCs w:val="24"/>
-          <w:rtl w:val="0"/>
-        </w:rPr>
-        <w:t xml:space="preserve">Лютий 21 Вівторок</w:t>
-        <w:br w:type="textWrapping"/>
-        <w:t xml:space="preserve">21 (8) Віддання свята Стрітенн</w:t>
-      </w:r>
-      <w:r>
-        <w:rPr>
-          <w:rFonts w:ascii="Times New Roman" w:cs="Times New Roman" w:eastAsia="Times New Roman" w:hAnsi="Times New Roman"/>
-          <w:sz w:val="24"/>
-          <w:szCs w:val="24"/>
-          <w:rtl w:val="0"/>
-        </w:rPr>
-        <w:t xml:space="preserve">я</w:t>
-      </w:r>
-      <w:r>
-        <w:rPr>
-          <w:rFonts w:ascii="Times New Roman" w:cs="Times New Roman" w:eastAsia="Times New Roman" w:hAnsi="Times New Roman"/>
-          <w:color w:val="000000"/>
-          <w:sz w:val="24"/>
-          <w:szCs w:val="24"/>
-          <w:rtl w:val="0"/>
-        </w:rPr>
-        <w:t xml:space="preserve">.</w:t>
-        <w:br w:type="textWrapping"/>
-      </w:r>
-      <w:r>
-        <w:rPr>
-          <w:rFonts w:ascii="Quattrocento Sans" w:cs="Quattrocento Sans" w:eastAsia="Quattrocento Sans" w:hAnsi="Quattrocento Sans"/>
-          <w:color w:val="000000"/>
-          <w:sz w:val="24"/>
-          <w:szCs w:val="24"/>
-          <w:rtl w:val="0"/>
-        </w:rPr>
-        <w:t xml:space="preserve">🕃</w:t>
-      </w:r>
-      <w:r>
-        <w:rPr>
-          <w:rFonts w:ascii="Times New Roman" w:cs="Times New Roman" w:eastAsia="Times New Roman" w:hAnsi="Times New Roman"/>
-          <w:color w:val="000000"/>
-          <w:sz w:val="24"/>
-          <w:szCs w:val="24"/>
-          <w:rtl w:val="0"/>
-        </w:rPr>
-        <w:t xml:space="preserve"> Св. влкмч. Теодора Стратилата. Св. прор. Захарії Серповидця.</w:t>
-        <w:br w:type="textWrapping"/>
+      <w:r>
+        <w:rPr>
+          <w:rFonts w:ascii="Times New Roman" w:hAnsi="Times New Roman"/>
+          <w:sz w:val="24"/>
+        </w:rPr>
+        <w:t>Лютий 9 П'ятниця</w:t>
+      </w:r>
+    </w:p>
+    <w:p>
+      <w:r>
+        <w:rPr>
+          <w:rFonts w:ascii="Times New Roman" w:hAnsi="Times New Roman"/>
+          <w:sz w:val="24"/>
+        </w:rPr>
+        <w:t xml:space="preserve">Святого мученика Никифора </w:t>
+      </w:r>
+    </w:p>
+    <w:p>
+      <w:r>
+        <w:rPr>
+          <w:rFonts w:ascii="Times New Roman" w:hAnsi="Times New Roman"/>
+          <w:i/>
+          <w:color w:val="FF4400"/>
+          <w:sz w:val="24"/>
+        </w:rPr>
+        <w:t xml:space="preserve">У цей день віддається свято Стрітення </w:t>
       </w:r>
     </w:p>
     <w:p>
@@ -3907,134 +3865,422 @@
     </w:p>
     <w:p>
       <w:pPr>
-        <w:pStyle w:val="Heading3"/>
-        <w:spacing w:after="120" w:before="0" w:lineRule="auto"/>
-        <w:jc w:val="center"/>
-        <w:rPr>
-          <w:rFonts w:ascii="Times New Roman" w:cs="Times New Roman" w:eastAsia="Times New Roman" w:hAnsi="Times New Roman"/>
-          <w:i w:val="1"/>
-          <w:color w:val="ff0000"/>
-        </w:rPr>
-      </w:pPr>
-      <w:r>
-        <w:rPr>
-          <w:rFonts w:ascii="Times New Roman" w:cs="Times New Roman" w:eastAsia="Times New Roman" w:hAnsi="Times New Roman"/>
-          <w:b w:val="1"/>
-          <w:i w:val="1"/>
-          <w:color w:val="ff0000"/>
-          <w:rtl w:val="0"/>
-        </w:rPr>
-        <w:t xml:space="preserve">Прокімен</w:t>
-      </w:r>
-      <w:r>
-        <w:rPr>
-          <w:rtl w:val="0"/>
-        </w:rPr>
-      </w:r>
-    </w:p>
-    <w:p>
-      <w:pPr>
-        <w:spacing w:after="120" w:lineRule="auto"/>
-        <w:jc w:val="center"/>
-        <w:rPr>
-          <w:rFonts w:ascii="Times New Roman" w:cs="Times New Roman" w:eastAsia="Times New Roman" w:hAnsi="Times New Roman"/>
-          <w:i w:val="1"/>
-          <w:color w:val="ff0000"/>
-          <w:sz w:val="24"/>
-          <w:szCs w:val="24"/>
-        </w:rPr>
-      </w:pPr>
-      <w:r>
-        <w:rPr>
-          <w:rFonts w:ascii="Times New Roman" w:cs="Times New Roman" w:eastAsia="Times New Roman" w:hAnsi="Times New Roman"/>
-          <w:i w:val="1"/>
-          <w:color w:val="ff0000"/>
-          <w:sz w:val="24"/>
-          <w:szCs w:val="24"/>
-          <w:rtl w:val="0"/>
-        </w:rPr>
-        <w:t xml:space="preserve">Псалом 4 (г. 4):</w:t>
-      </w:r>
-    </w:p>
-    <w:p>
-      <w:pPr>
-        <w:spacing w:after="120" w:lineRule="auto"/>
-        <w:jc w:val="both"/>
-        <w:rPr>
-          <w:rFonts w:ascii="Times New Roman" w:cs="Times New Roman" w:eastAsia="Times New Roman" w:hAnsi="Times New Roman"/>
-          <w:sz w:val="24"/>
-          <w:szCs w:val="24"/>
-        </w:rPr>
-      </w:pPr>
-      <w:r>
-        <w:rPr>
-          <w:rFonts w:ascii="Times New Roman" w:cs="Times New Roman" w:eastAsia="Times New Roman" w:hAnsi="Times New Roman"/>
-          <w:sz w:val="24"/>
-          <w:szCs w:val="24"/>
-          <w:rtl w:val="0"/>
-        </w:rPr>
-        <w:t xml:space="preserve">Господь почує мене,* коли я візву до нього.</w:t>
-      </w:r>
-    </w:p>
-    <w:p>
-      <w:pPr>
-        <w:spacing w:after="120" w:lineRule="auto"/>
-        <w:jc w:val="both"/>
-        <w:rPr>
-          <w:rFonts w:ascii="Times New Roman" w:cs="Times New Roman" w:eastAsia="Times New Roman" w:hAnsi="Times New Roman"/>
-          <w:sz w:val="24"/>
-          <w:szCs w:val="24"/>
+        <w:pStyle w:val="3"/>
+      </w:pPr>
+      <w:r>
+        <w:rPr>
+          <w:rFonts w:ascii="Times New Roman" w:hAnsi="Times New Roman"/>
+          <w:b/>
+          <w:i/>
+          <w:color w:val="FF0000"/>
+          <w:sz w:val="24"/>
+        </w:rPr>
+        <w:t>Прокімен</w:t>
+      </w:r>
+    </w:p>
+    <w:p>
+      <w:pPr>
+        <w:pStyle w:val="a"/>
+      </w:pPr>
+      <w:r>
+        <w:rPr>
+          <w:rFonts w:ascii="Times New Roman" w:hAnsi="Times New Roman"/>
+          <w:i/>
+          <w:color w:val="FF0000"/>
+          <w:sz w:val="24"/>
+        </w:rPr>
+        <w:t>Псалом</w:t>
+      </w:r>
+      <w:r>
+        <w:rPr>
+          <w:rFonts w:ascii="Times New Roman" w:hAnsi="Times New Roman"/>
+          <w:i/>
+          <w:color w:val="FF0000"/>
+          <w:sz w:val="24"/>
+        </w:rPr>
+        <w:t xml:space="preserve"> </w:t>
+      </w:r>
+      <w:r>
+        <w:rPr>
+          <w:rFonts w:ascii="Times New Roman" w:hAnsi="Times New Roman"/>
+          <w:i/>
+          <w:color w:val="FF0000"/>
+          <w:sz w:val="24"/>
+        </w:rPr>
+        <w:t>120</w:t>
+      </w:r>
+      <w:r>
+        <w:rPr>
+          <w:rFonts w:ascii="Times New Roman" w:hAnsi="Times New Roman"/>
+          <w:i/>
+          <w:color w:val="FF0000"/>
+          <w:sz w:val="24"/>
+        </w:rPr>
+        <w:t xml:space="preserve"> </w:t>
+      </w:r>
+      <w:r>
+        <w:rPr>
+          <w:rFonts w:ascii="Times New Roman" w:hAnsi="Times New Roman"/>
+          <w:i/>
+          <w:color w:val="FF0000"/>
+          <w:sz w:val="24"/>
+        </w:rPr>
+        <w:t>(г.</w:t>
+      </w:r>
+      <w:r>
+        <w:rPr>
+          <w:rFonts w:ascii="Times New Roman" w:hAnsi="Times New Roman"/>
+          <w:i/>
+          <w:color w:val="FF0000"/>
+          <w:sz w:val="24"/>
+        </w:rPr>
+        <w:t xml:space="preserve"> </w:t>
+      </w:r>
+      <w:r>
+        <w:rPr>
+          <w:rFonts w:ascii="Times New Roman" w:hAnsi="Times New Roman"/>
+          <w:i/>
+          <w:color w:val="FF0000"/>
+          <w:sz w:val="24"/>
+        </w:rPr>
+        <w:t>6):</w:t>
+      </w:r>
+    </w:p>
+    <w:p>
+      <w:pPr>
+        <w:pStyle w:val="a"/>
+      </w:pPr>
+      <w:r>
+        <w:rPr>
+          <w:rFonts w:ascii="Times New Roman" w:hAnsi="Times New Roman"/>
+          <w:b/>
+          <w:color w:val="000000"/>
+          <w:sz w:val="24"/>
+        </w:rPr>
+        <w:t>Допомога</w:t>
+      </w:r>
+      <w:r>
+        <w:rPr>
+          <w:rFonts w:ascii="Times New Roman" w:hAnsi="Times New Roman"/>
+          <w:b/>
+          <w:color w:val="000000"/>
+          <w:sz w:val="24"/>
+        </w:rPr>
+        <w:t xml:space="preserve"> </w:t>
+      </w:r>
+      <w:r>
+        <w:rPr>
+          <w:rFonts w:ascii="Times New Roman" w:hAnsi="Times New Roman"/>
+          <w:b/>
+          <w:color w:val="000000"/>
+          <w:sz w:val="24"/>
+        </w:rPr>
+        <w:t>моя</w:t>
+      </w:r>
+      <w:r>
+        <w:rPr>
+          <w:rFonts w:ascii="Times New Roman" w:hAnsi="Times New Roman"/>
+          <w:b/>
+          <w:color w:val="000000"/>
+          <w:sz w:val="24"/>
+        </w:rPr>
+        <w:t xml:space="preserve"> </w:t>
+      </w:r>
+      <w:r>
+        <w:rPr>
+          <w:rFonts w:ascii="Times New Roman" w:hAnsi="Times New Roman"/>
+          <w:b/>
+          <w:color w:val="000000"/>
+          <w:sz w:val="24"/>
+        </w:rPr>
+        <w:t>від</w:t>
+      </w:r>
+      <w:r>
+        <w:rPr>
+          <w:rFonts w:ascii="Times New Roman" w:hAnsi="Times New Roman"/>
+          <w:b/>
+          <w:color w:val="000000"/>
+          <w:sz w:val="24"/>
+        </w:rPr>
+        <w:t xml:space="preserve"> </w:t>
+      </w:r>
+      <w:r>
+        <w:rPr>
+          <w:rFonts w:ascii="Times New Roman" w:hAnsi="Times New Roman"/>
+          <w:b/>
+          <w:color w:val="000000"/>
+          <w:sz w:val="24"/>
+        </w:rPr>
+        <w:t>Господа,*</w:t>
+      </w:r>
+      <w:r>
+        <w:rPr>
+          <w:rFonts w:ascii="Times New Roman" w:hAnsi="Times New Roman"/>
+          <w:b/>
+          <w:color w:val="000000"/>
+          <w:sz w:val="24"/>
+        </w:rPr>
+        <w:t xml:space="preserve"> </w:t>
+      </w:r>
+      <w:r>
+        <w:rPr>
+          <w:rFonts w:ascii="Times New Roman" w:hAnsi="Times New Roman"/>
+          <w:b/>
+          <w:color w:val="000000"/>
+          <w:sz w:val="24"/>
+        </w:rPr>
+        <w:t>що</w:t>
+      </w:r>
+      <w:r>
+        <w:rPr>
+          <w:rFonts w:ascii="Times New Roman" w:hAnsi="Times New Roman"/>
+          <w:b/>
+          <w:color w:val="000000"/>
+          <w:sz w:val="24"/>
+        </w:rPr>
+        <w:t xml:space="preserve"> </w:t>
+      </w:r>
+      <w:r>
+        <w:rPr>
+          <w:rFonts w:ascii="Times New Roman" w:hAnsi="Times New Roman"/>
+          <w:b/>
+          <w:color w:val="000000"/>
+          <w:sz w:val="24"/>
+        </w:rPr>
+        <w:t>створив</w:t>
+      </w:r>
+      <w:r>
+        <w:rPr>
+          <w:rFonts w:ascii="Times New Roman" w:hAnsi="Times New Roman"/>
+          <w:b/>
+          <w:color w:val="000000"/>
+          <w:sz w:val="24"/>
+        </w:rPr>
+        <w:t xml:space="preserve"> </w:t>
+      </w:r>
+      <w:r>
+        <w:rPr>
+          <w:rFonts w:ascii="Times New Roman" w:hAnsi="Times New Roman"/>
+          <w:b/>
+          <w:color w:val="000000"/>
+          <w:sz w:val="24"/>
+        </w:rPr>
+        <w:t>небо</w:t>
+      </w:r>
+      <w:r>
+        <w:rPr>
+          <w:rFonts w:ascii="Times New Roman" w:hAnsi="Times New Roman"/>
+          <w:b/>
+          <w:color w:val="000000"/>
+          <w:sz w:val="24"/>
+        </w:rPr>
+        <w:t xml:space="preserve"> </w:t>
+      </w:r>
+      <w:r>
+        <w:rPr>
+          <w:rFonts w:ascii="Times New Roman" w:hAnsi="Times New Roman"/>
+          <w:b/>
+          <w:color w:val="000000"/>
+          <w:sz w:val="24"/>
+        </w:rPr>
+        <w:t>і</w:t>
+      </w:r>
+      <w:r>
+        <w:rPr>
+          <w:rFonts w:ascii="Times New Roman" w:hAnsi="Times New Roman"/>
+          <w:b/>
+          <w:color w:val="000000"/>
+          <w:sz w:val="24"/>
+        </w:rPr>
+        <w:t xml:space="preserve"> </w:t>
+      </w:r>
+      <w:r>
+        <w:rPr>
+          <w:rFonts w:ascii="Times New Roman" w:hAnsi="Times New Roman"/>
+          <w:b/>
+          <w:color w:val="000000"/>
+          <w:sz w:val="24"/>
+        </w:rPr>
+        <w:t>землю.</w:t>
+      </w:r>
+    </w:p>
+    <w:p>
+      <w:pPr>
+        <w:pStyle w:val="a"/>
+      </w:pPr>
+      <w:r>
+        <w:rPr>
+          <w:rFonts w:ascii="Times New Roman" w:hAnsi="Times New Roman"/>
+          <w:i/>
+          <w:color w:val="FF0000"/>
+          <w:sz w:val="24"/>
+        </w:rPr>
+        <w:t>Стих:</w:t>
+      </w:r>
+      <w:r>
+        <w:rPr>
+          <w:rFonts w:ascii="Times New Roman" w:hAnsi="Times New Roman"/>
+          <w:i/>
+          <w:color w:val="000000"/>
+          <w:sz w:val="24"/>
+        </w:rPr>
+        <w:t xml:space="preserve"> </w:t>
+      </w:r>
+      <w:r>
+        <w:rPr>
+          <w:rFonts w:ascii="Times New Roman" w:hAnsi="Times New Roman"/>
+          <w:color w:val="000000"/>
+          <w:sz w:val="24"/>
           <w:u w:val="single"/>
         </w:rPr>
-      </w:pPr>
-      <w:r>
-        <w:rPr>
-          <w:rFonts w:ascii="Times New Roman" w:cs="Times New Roman" w:eastAsia="Times New Roman" w:hAnsi="Times New Roman"/>
-          <w:i w:val="1"/>
-          <w:color w:val="ff0000"/>
-          <w:sz w:val="24"/>
-          <w:szCs w:val="24"/>
-          <w:rtl w:val="0"/>
-        </w:rPr>
-        <w:t xml:space="preserve">Стих:</w:t>
-      </w:r>
-      <w:r>
-        <w:rPr>
-          <w:rFonts w:ascii="Times New Roman" w:cs="Times New Roman" w:eastAsia="Times New Roman" w:hAnsi="Times New Roman"/>
-          <w:i w:val="1"/>
-          <w:sz w:val="24"/>
-          <w:szCs w:val="24"/>
-          <w:rtl w:val="0"/>
+        <w:t>Очі</w:t>
+      </w:r>
+      <w:r>
+        <w:rPr>
+          <w:rFonts w:ascii="Times New Roman" w:hAnsi="Times New Roman"/>
+          <w:color w:val="000000"/>
+          <w:sz w:val="24"/>
+          <w:u w:val="single"/>
         </w:rPr>
         <w:t xml:space="preserve"> </w:t>
       </w:r>
       <w:r>
         <w:rPr>
-          <w:rFonts w:ascii="Times New Roman" w:cs="Times New Roman" w:eastAsia="Times New Roman" w:hAnsi="Times New Roman"/>
-          <w:sz w:val="24"/>
-          <w:szCs w:val="24"/>
+          <w:rFonts w:ascii="Times New Roman" w:hAnsi="Times New Roman"/>
+          <w:color w:val="000000"/>
+          <w:sz w:val="24"/>
           <w:u w:val="single"/>
-          <w:rtl w:val="0"/>
-        </w:rPr>
-        <w:t xml:space="preserve">Вислухай мене, коли буду взивати, мій Боже справедливий.</w:t>
-      </w:r>
-    </w:p>
-    <w:p>
-      <w:pPr>
-        <w:spacing w:after="120" w:lineRule="auto"/>
-        <w:jc w:val="both"/>
-        <w:rPr>
-          <w:rFonts w:ascii="Times New Roman" w:cs="Times New Roman" w:eastAsia="Times New Roman" w:hAnsi="Times New Roman"/>
-          <w:sz w:val="24"/>
-          <w:szCs w:val="24"/>
-        </w:rPr>
-      </w:pPr>
-      <w:r>
-        <w:rPr>
-          <w:rtl w:val="0"/>
-        </w:rPr>
-      </w:r>
-    </w:p>
+        </w:rPr>
+        <w:t>мої</w:t>
+      </w:r>
+      <w:r>
+        <w:rPr>
+          <w:rFonts w:ascii="Times New Roman" w:hAnsi="Times New Roman"/>
+          <w:color w:val="000000"/>
+          <w:sz w:val="24"/>
+          <w:u w:val="single"/>
+        </w:rPr>
+        <w:t xml:space="preserve"> </w:t>
+      </w:r>
+      <w:r>
+        <w:rPr>
+          <w:rFonts w:ascii="Times New Roman" w:hAnsi="Times New Roman"/>
+          <w:color w:val="000000"/>
+          <w:sz w:val="24"/>
+          <w:u w:val="single"/>
+        </w:rPr>
+        <w:t>підводжу</w:t>
+      </w:r>
+      <w:r>
+        <w:rPr>
+          <w:rFonts w:ascii="Times New Roman" w:hAnsi="Times New Roman"/>
+          <w:color w:val="000000"/>
+          <w:sz w:val="24"/>
+          <w:u w:val="single"/>
+        </w:rPr>
+        <w:t xml:space="preserve"> </w:t>
+      </w:r>
+      <w:r>
+        <w:rPr>
+          <w:rFonts w:ascii="Times New Roman" w:hAnsi="Times New Roman"/>
+          <w:color w:val="000000"/>
+          <w:sz w:val="24"/>
+          <w:u w:val="single"/>
+        </w:rPr>
+        <w:t>я</w:t>
+      </w:r>
+      <w:r>
+        <w:rPr>
+          <w:rFonts w:ascii="Times New Roman" w:hAnsi="Times New Roman"/>
+          <w:color w:val="000000"/>
+          <w:sz w:val="24"/>
+          <w:u w:val="single"/>
+        </w:rPr>
+        <w:t xml:space="preserve"> </w:t>
+      </w:r>
+      <w:r>
+        <w:rPr>
+          <w:rFonts w:ascii="Times New Roman" w:hAnsi="Times New Roman"/>
+          <w:color w:val="000000"/>
+          <w:sz w:val="24"/>
+          <w:u w:val="single"/>
+        </w:rPr>
+        <w:t>вгору,</w:t>
+      </w:r>
+      <w:r>
+        <w:rPr>
+          <w:rFonts w:ascii="Times New Roman" w:hAnsi="Times New Roman"/>
+          <w:color w:val="000000"/>
+          <w:sz w:val="24"/>
+          <w:u w:val="single"/>
+        </w:rPr>
+        <w:t xml:space="preserve"> </w:t>
+      </w:r>
+      <w:r>
+        <w:rPr>
+          <w:rFonts w:ascii="Times New Roman" w:hAnsi="Times New Roman"/>
+          <w:color w:val="000000"/>
+          <w:sz w:val="24"/>
+          <w:u w:val="single"/>
+        </w:rPr>
+        <w:t>звідки</w:t>
+      </w:r>
+      <w:r>
+        <w:rPr>
+          <w:rFonts w:ascii="Times New Roman" w:hAnsi="Times New Roman"/>
+          <w:color w:val="000000"/>
+          <w:sz w:val="24"/>
+          <w:u w:val="single"/>
+        </w:rPr>
+        <w:t xml:space="preserve"> </w:t>
+      </w:r>
+      <w:r>
+        <w:rPr>
+          <w:rFonts w:ascii="Times New Roman" w:hAnsi="Times New Roman"/>
+          <w:color w:val="000000"/>
+          <w:sz w:val="24"/>
+          <w:u w:val="single"/>
+        </w:rPr>
+        <w:t>прийде</w:t>
+      </w:r>
+      <w:r>
+        <w:rPr>
+          <w:rFonts w:ascii="Times New Roman" w:hAnsi="Times New Roman"/>
+          <w:color w:val="000000"/>
+          <w:sz w:val="24"/>
+          <w:u w:val="single"/>
+        </w:rPr>
+        <w:t xml:space="preserve"> </w:t>
+      </w:r>
+      <w:r>
+        <w:rPr>
+          <w:rFonts w:ascii="Times New Roman" w:hAnsi="Times New Roman"/>
+          <w:color w:val="000000"/>
+          <w:sz w:val="24"/>
+          <w:u w:val="single"/>
+        </w:rPr>
+        <w:t>моя</w:t>
+      </w:r>
+      <w:r>
+        <w:rPr>
+          <w:rFonts w:ascii="Times New Roman" w:hAnsi="Times New Roman"/>
+          <w:color w:val="000000"/>
+          <w:sz w:val="24"/>
+          <w:u w:val="single"/>
+        </w:rPr>
+        <w:t xml:space="preserve"> </w:t>
+      </w:r>
+      <w:r>
+        <w:rPr>
+          <w:rFonts w:ascii="Times New Roman" w:hAnsi="Times New Roman"/>
+          <w:color w:val="000000"/>
+          <w:sz w:val="24"/>
+          <w:u w:val="single"/>
+        </w:rPr>
+        <w:t>допомога.</w:t>
+      </w:r>
+    </w:p>
+    <w:p/>
     <w:p>
       <w:pPr>
         <w:pStyle w:val="Heading3"/>
@@ -6714,73 +6960,12 @@
       </w:r>
     </w:p>
     <w:p>
-      <w:pPr>
-        <w:spacing w:after="120" w:lineRule="auto"/>
-        <w:jc w:val="both"/>
-        <w:rPr>
-          <w:rFonts w:ascii="Times New Roman" w:cs="Times New Roman" w:eastAsia="Times New Roman" w:hAnsi="Times New Roman"/>
-          <w:sz w:val="24"/>
-          <w:szCs w:val="24"/>
-        </w:rPr>
-      </w:pPr>
-      <w:r>
-        <w:rPr>
-          <w:rFonts w:ascii="Times New Roman" w:cs="Times New Roman" w:eastAsia="Times New Roman" w:hAnsi="Times New Roman"/>
-          <w:i w:val="1"/>
-          <w:color w:val="ff0000"/>
-          <w:sz w:val="24"/>
-          <w:szCs w:val="24"/>
-          <w:rtl w:val="0"/>
-        </w:rPr>
-        <w:t xml:space="preserve">Священик:</w:t>
-      </w:r>
-      <w:r>
-        <w:rPr>
-          <w:rFonts w:ascii="Times New Roman" w:cs="Times New Roman" w:eastAsia="Times New Roman" w:hAnsi="Times New Roman"/>
-          <w:sz w:val="24"/>
-          <w:szCs w:val="24"/>
-          <w:rtl w:val="0"/>
-        </w:rPr>
-        <w:t xml:space="preserve"> Христос, істинний Бог наш, що зволив спочити в обіймах праведного Симеона спасіння нашого ради, молитвами пречистої своєї Матері, святих славних і всехвальних апостолів, преподобних і богоносних отців наших, і </w:t>
-      </w:r>
-      <w:r>
-        <w:rPr>
-          <w:rFonts w:ascii="Times New Roman" w:cs="Times New Roman" w:eastAsia="Times New Roman" w:hAnsi="Times New Roman"/>
-          <w:color w:val="000000"/>
-          <w:sz w:val="24"/>
-          <w:szCs w:val="24"/>
-          <w:rtl w:val="0"/>
-        </w:rPr>
-        <w:t xml:space="preserve">святого великомученика Теодора Стратилата,</w:t>
-      </w:r>
-      <w:r>
-        <w:rPr>
-          <w:rFonts w:ascii="Times New Roman" w:cs="Times New Roman" w:eastAsia="Times New Roman" w:hAnsi="Times New Roman"/>
-          <w:sz w:val="24"/>
-          <w:szCs w:val="24"/>
-          <w:rtl w:val="0"/>
-        </w:rPr>
-        <w:t xml:space="preserve"> і святого </w:t>
-      </w:r>
-      <w:r>
-        <w:rPr>
-          <w:rFonts w:ascii="Times New Roman" w:cs="Times New Roman" w:eastAsia="Times New Roman" w:hAnsi="Times New Roman"/>
-          <w:i w:val="1"/>
-          <w:color w:val="ff0000"/>
-          <w:sz w:val="24"/>
-          <w:szCs w:val="24"/>
-          <w:rtl w:val="0"/>
-        </w:rPr>
-        <w:t xml:space="preserve">(ім'я, якого є храм)</w:t>
-      </w:r>
-      <w:r>
-        <w:rPr>
-          <w:rFonts w:ascii="Times New Roman" w:cs="Times New Roman" w:eastAsia="Times New Roman" w:hAnsi="Times New Roman"/>
-          <w:sz w:val="24"/>
-          <w:szCs w:val="24"/>
-          <w:rtl w:val="0"/>
-        </w:rPr>
-        <w:t xml:space="preserve">, і всіх святих, помилує і спасе нас, як благий і чоловіколюбець.</w:t>
+      <w:r>
+        <w:rPr>
+          <w:rFonts w:ascii="Times New Roman" w:hAnsi="Times New Roman"/>
+          <w:sz w:val="24"/>
+        </w:rPr>
+        <w:t>Священик: Христос, істинний Бог наш, що зволив спочити в обіймах праведного Симеона спасіння нашого ради, молитвами пречистої Своєї Матері, святих, славних і всехвальних апостолів, святого мученика Никифора і всіх святих, помилує і спасе нас, як благий і чоловіколюбець.</w:t>
       </w:r>
     </w:p>
     <w:p>
@@ -19731,34 +19916,12 @@
       </w:r>
     </w:p>
     <w:p>
-      <w:pPr>
-        <w:spacing w:after="120" w:lineRule="auto"/>
-        <w:jc w:val="both"/>
-        <w:rPr>
-          <w:rFonts w:ascii="Times New Roman" w:cs="Times New Roman" w:eastAsia="Times New Roman" w:hAnsi="Times New Roman"/>
-          <w:sz w:val="24"/>
-          <w:szCs w:val="24"/>
-        </w:rPr>
-      </w:pPr>
-      <w:r>
-        <w:rPr>
-          <w:rFonts w:ascii="Times New Roman" w:cs="Times New Roman" w:eastAsia="Times New Roman" w:hAnsi="Times New Roman"/>
-          <w:i w:val="1"/>
-          <w:color w:val="ff0000"/>
-          <w:sz w:val="24"/>
-          <w:szCs w:val="24"/>
-          <w:rtl w:val="0"/>
-        </w:rPr>
-        <w:t xml:space="preserve">Священик:</w:t>
-      </w:r>
-      <w:r>
-        <w:rPr>
-          <w:rFonts w:ascii="Times New Roman" w:cs="Times New Roman" w:eastAsia="Times New Roman" w:hAnsi="Times New Roman"/>
-          <w:sz w:val="24"/>
-          <w:szCs w:val="24"/>
-          <w:rtl w:val="0"/>
-        </w:rPr>
-        <w:t xml:space="preserve"> Христос, істинний Бог наш, що зволив спочити в обіймах праведного Симеона спасіння нашого ради, молитвами пречистої своєї Матері, і всіх святих, помилує і спасе нас, як благий і чоловіколюбець.</w:t>
+      <w:r>
+        <w:rPr>
+          <w:rFonts w:ascii="Times New Roman" w:hAnsi="Times New Roman"/>
+          <w:sz w:val="24"/>
+        </w:rPr>
+        <w:t>Священик: Христос, істинний Бог наш, що зволив спочити в обіймах праведного Симеона спасіння нашого ради, молитвами пречистої Своєї Матері, святих, славних і всехвальних апостолів, святого мученика Никифора і всіх святих, помилує і спасе нас, як благий і чоловіколюбець.</w:t>
       </w:r>
     </w:p>
     <w:p>
